--- a/docs/entregables/SEM02/edt.docx
+++ b/docs/entregables/SEM02/edt.docx
@@ -6034,22 +6034,8 @@
             <w:vAlign w:val="center"/>
           </w:tcPr>
           <w:p>
-            <w:pPr>
-              <w:spacing w:after="0" w:before="0"/>
-              <w:jc w:val="left"/>
-            </w:pPr>
-            <w:r>
-              <w:rPr>
-                <w:rFonts w:ascii="Arial" w:cs="Arial" w:eastAsia="Arial" w:hAnsi="Arial"/>
-                <w:b w:val="false"/>
-                <w:bCs w:val="false"/>
-                <w:i w:val="false"/>
-                <w:iCs w:val="false"/>
-                <w:color w:val="10333B"/>
-                <w:sz w:val="16"/>
-                <w:szCs w:val="16"/>
-              </w:rPr>
-              <w:t xml:space="preserve">Modelos UML</w:t>
+            <w:r>
+              <w:t>Modelado de Arquitectura gil e Historias de Usuario</w:t>
             </w:r>
           </w:p>
         </w:tc>
@@ -6150,22 +6136,8 @@
             <w:vAlign w:val="center"/>
           </w:tcPr>
           <w:p>
-            <w:pPr>
-              <w:spacing w:after="0" w:before="0"/>
-              <w:jc w:val="left"/>
-            </w:pPr>
-            <w:r>
-              <w:rPr>
-                <w:rFonts w:ascii="Arial" w:cs="Arial" w:eastAsia="Arial" w:hAnsi="Arial"/>
-                <w:b w:val="false"/>
-                <w:bCs w:val="false"/>
-                <w:i w:val="false"/>
-                <w:iCs w:val="false"/>
-                <w:color w:val="10333B"/>
-                <w:sz w:val="16"/>
-                <w:szCs w:val="16"/>
-              </w:rPr>
-              <w:t xml:space="preserve">Elaborar los modelos UML</w:t>
+            <w:r>
+              <w:t>Elaborar el modelado gil e historias de usuario</w:t>
             </w:r>
           </w:p>
         </w:tc>
@@ -6266,22 +6238,8 @@
             <w:vAlign w:val="center"/>
           </w:tcPr>
           <w:p>
-            <w:pPr>
-              <w:spacing w:after="0" w:before="0"/>
-              <w:jc w:val="left"/>
-            </w:pPr>
-            <w:r>
-              <w:rPr>
-                <w:rFonts w:ascii="Arial" w:cs="Arial" w:eastAsia="Arial" w:hAnsi="Arial"/>
-                <w:b w:val="false"/>
-                <w:bCs w:val="false"/>
-                <w:i/>
-                <w:iCs/>
-                <w:color w:val="10333B"/>
-                <w:sz w:val="16"/>
-                <w:szCs w:val="16"/>
-              </w:rPr>
-              <w:t xml:space="preserve">Modelos UML</w:t>
+            <w:r>
+              <w:t>Modelado de Arquitectura gil e Historias de Usuario</w:t>
             </w:r>
           </w:p>
         </w:tc>
@@ -6962,22 +6920,8 @@
             <w:vAlign w:val="center"/>
           </w:tcPr>
           <w:p>
-            <w:pPr>
-              <w:spacing w:after="0" w:before="0"/>
-              <w:jc w:val="left"/>
-            </w:pPr>
-            <w:r>
-              <w:rPr>
-                <w:rFonts w:ascii="Arial" w:cs="Arial" w:eastAsia="Arial" w:hAnsi="Arial"/>
-                <w:b w:val="false"/>
-                <w:bCs w:val="false"/>
-                <w:i/>
-                <w:iCs/>
-                <w:color w:val="10333B"/>
-                <w:sz w:val="16"/>
-                <w:szCs w:val="16"/>
-              </w:rPr>
-              <w:t xml:space="preserve">Prototipos de Interfaces</w:t>
+            <w:r>
+              <w:t>Prototipos de Interfaces UI</w:t>
             </w:r>
           </w:p>
         </w:tc>
@@ -7542,22 +7486,8 @@
             <w:vAlign w:val="center"/>
           </w:tcPr>
           <w:p>
-            <w:pPr>
-              <w:spacing w:after="0" w:before="0"/>
-              <w:jc w:val="left"/>
-            </w:pPr>
-            <w:r>
-              <w:rPr>
-                <w:rFonts w:ascii="Arial" w:cs="Arial" w:eastAsia="Arial" w:hAnsi="Arial"/>
-                <w:b w:val="false"/>
-                <w:bCs w:val="false"/>
-                <w:i w:val="false"/>
-                <w:iCs w:val="false"/>
-                <w:color w:val="10333B"/>
-                <w:sz w:val="16"/>
-                <w:szCs w:val="16"/>
-              </w:rPr>
-              <w:t xml:space="preserve">Sprint 1</w:t>
+            <w:r>
+              <w:t>Mdulo Transaccional Base</w:t>
             </w:r>
           </w:p>
         </w:tc>
@@ -7658,22 +7588,8 @@
             <w:vAlign w:val="center"/>
           </w:tcPr>
           <w:p>
-            <w:pPr>
-              <w:spacing w:after="0" w:before="0"/>
-              <w:jc w:val="left"/>
-            </w:pPr>
-            <w:r>
-              <w:rPr>
-                <w:rFonts w:ascii="Arial" w:cs="Arial" w:eastAsia="Arial" w:hAnsi="Arial"/>
-                <w:b w:val="false"/>
-                <w:bCs w:val="false"/>
-                <w:i w:val="false"/>
-                <w:iCs w:val="false"/>
-                <w:color w:val="10333B"/>
-                <w:sz w:val="16"/>
-                <w:szCs w:val="16"/>
-              </w:rPr>
-              <w:t xml:space="preserve">Construir el incremento funcional</w:t>
+            <w:r>
+              <w:t>Construir el mdulo transaccional base</w:t>
             </w:r>
           </w:p>
         </w:tc>
@@ -7774,22 +7690,8 @@
             <w:vAlign w:val="center"/>
           </w:tcPr>
           <w:p>
-            <w:pPr>
-              <w:spacing w:after="0" w:before="0"/>
-              <w:jc w:val="left"/>
-            </w:pPr>
-            <w:r>
-              <w:rPr>
-                <w:rFonts w:ascii="Arial" w:cs="Arial" w:eastAsia="Arial" w:hAnsi="Arial"/>
-                <w:b w:val="false"/>
-                <w:bCs w:val="false"/>
-                <w:i/>
-                <w:iCs/>
-                <w:color w:val="10333B"/>
-                <w:sz w:val="16"/>
-                <w:szCs w:val="16"/>
-              </w:rPr>
-              <w:t xml:space="preserve">Incremento Sprint 1 (30%)</w:t>
+            <w:r>
+              <w:t>Mdulo Transaccional Base</w:t>
             </w:r>
           </w:p>
         </w:tc>
@@ -8354,22 +8256,8 @@
             <w:vAlign w:val="center"/>
           </w:tcPr>
           <w:p>
-            <w:pPr>
-              <w:spacing w:after="0" w:before="0"/>
-              <w:jc w:val="left"/>
-            </w:pPr>
-            <w:r>
-              <w:rPr>
-                <w:rFonts w:ascii="Arial" w:cs="Arial" w:eastAsia="Arial" w:hAnsi="Arial"/>
-                <w:b w:val="false"/>
-                <w:bCs w:val="false"/>
-                <w:i w:val="false"/>
-                <w:iCs w:val="false"/>
-                <w:color w:val="10333B"/>
-                <w:sz w:val="16"/>
-                <w:szCs w:val="16"/>
-              </w:rPr>
-              <w:t xml:space="preserve">Sprint 2</w:t>
+            <w:r>
+              <w:t>Mdulo de Cobros, Caja y Business Intelligence</w:t>
             </w:r>
           </w:p>
         </w:tc>
@@ -8470,22 +8358,8 @@
             <w:vAlign w:val="center"/>
           </w:tcPr>
           <w:p>
-            <w:pPr>
-              <w:spacing w:after="0" w:before="0"/>
-              <w:jc w:val="left"/>
-            </w:pPr>
-            <w:r>
-              <w:rPr>
-                <w:rFonts w:ascii="Arial" w:cs="Arial" w:eastAsia="Arial" w:hAnsi="Arial"/>
-                <w:b w:val="false"/>
-                <w:bCs w:val="false"/>
-                <w:i w:val="false"/>
-                <w:iCs w:val="false"/>
-                <w:color w:val="10333B"/>
-                <w:sz w:val="16"/>
-                <w:szCs w:val="16"/>
-              </w:rPr>
-              <w:t xml:space="preserve">Construir el incremento funcional</w:t>
+            <w:r>
+              <w:t>Construir el mdulo de cobros, caja y business intelligence</w:t>
             </w:r>
           </w:p>
         </w:tc>
@@ -8586,22 +8460,8 @@
             <w:vAlign w:val="center"/>
           </w:tcPr>
           <w:p>
-            <w:pPr>
-              <w:spacing w:after="0" w:before="0"/>
-              <w:jc w:val="left"/>
-            </w:pPr>
-            <w:r>
-              <w:rPr>
-                <w:rFonts w:ascii="Arial" w:cs="Arial" w:eastAsia="Arial" w:hAnsi="Arial"/>
-                <w:b w:val="false"/>
-                <w:bCs w:val="false"/>
-                <w:i/>
-                <w:iCs/>
-                <w:color w:val="10333B"/>
-                <w:sz w:val="16"/>
-                <w:szCs w:val="16"/>
-              </w:rPr>
-              <w:t xml:space="preserve">Incremento Sprint 2 (70%)</w:t>
+            <w:r>
+              <w:t>Mdulo de Cobros, Caja y Business Intelligence</w:t>
             </w:r>
           </w:p>
         </w:tc>
@@ -9166,22 +9026,8 @@
             <w:vAlign w:val="center"/>
           </w:tcPr>
           <w:p>
-            <w:pPr>
-              <w:spacing w:after="0" w:before="0"/>
-              <w:jc w:val="left"/>
-            </w:pPr>
-            <w:r>
-              <w:rPr>
-                <w:rFonts w:ascii="Arial" w:cs="Arial" w:eastAsia="Arial" w:hAnsi="Arial"/>
-                <w:b w:val="false"/>
-                <w:bCs w:val="false"/>
-                <w:i w:val="false"/>
-                <w:iCs w:val="false"/>
-                <w:color w:val="10333B"/>
-                <w:sz w:val="16"/>
-                <w:szCs w:val="16"/>
-              </w:rPr>
-              <w:t xml:space="preserve">Sprint 3</w:t>
+            <w:r>
+              <w:t>Mdulo Predictivo de Demanda y Candado Digital</w:t>
             </w:r>
           </w:p>
         </w:tc>
@@ -9282,22 +9128,8 @@
             <w:vAlign w:val="center"/>
           </w:tcPr>
           <w:p>
-            <w:pPr>
-              <w:spacing w:after="0" w:before="0"/>
-              <w:jc w:val="left"/>
-            </w:pPr>
-            <w:r>
-              <w:rPr>
-                <w:rFonts w:ascii="Arial" w:cs="Arial" w:eastAsia="Arial" w:hAnsi="Arial"/>
-                <w:b w:val="false"/>
-                <w:bCs w:val="false"/>
-                <w:i w:val="false"/>
-                <w:iCs w:val="false"/>
-                <w:color w:val="10333B"/>
-                <w:sz w:val="16"/>
-                <w:szCs w:val="16"/>
-              </w:rPr>
-              <w:t xml:space="preserve">Verificar el avance funcional</w:t>
+            <w:r>
+              <w:t>Validar el mdulo predictivo de demanda</w:t>
             </w:r>
           </w:p>
         </w:tc>
@@ -9398,22 +9230,8 @@
             <w:vAlign w:val="center"/>
           </w:tcPr>
           <w:p>
-            <w:pPr>
-              <w:spacing w:after="0" w:before="0"/>
-              <w:jc w:val="left"/>
-            </w:pPr>
-            <w:r>
-              <w:rPr>
-                <w:rFonts w:ascii="Arial" w:cs="Arial" w:eastAsia="Arial" w:hAnsi="Arial"/>
-                <w:b w:val="false"/>
-                <w:bCs w:val="false"/>
-                <w:i/>
-                <w:iCs/>
-                <w:color w:val="10333B"/>
-                <w:sz w:val="16"/>
-                <w:szCs w:val="16"/>
-              </w:rPr>
-              <w:t xml:space="preserve">Producto Funcional 85%</w:t>
+            <w:r>
+              <w:t>Mdulo Predictivo de Demanda Validado</w:t>
             </w:r>
           </w:p>
         </w:tc>
@@ -9514,22 +9332,8 @@
             <w:vAlign w:val="center"/>
           </w:tcPr>
           <w:p>
-            <w:pPr>
-              <w:spacing w:after="0" w:before="0"/>
-              <w:jc w:val="left"/>
-            </w:pPr>
-            <w:r>
-              <w:rPr>
-                <w:rFonts w:ascii="Arial" w:cs="Arial" w:eastAsia="Arial" w:hAnsi="Arial"/>
-                <w:b w:val="false"/>
-                <w:bCs w:val="false"/>
-                <w:i w:val="false"/>
-                <w:iCs w:val="false"/>
-                <w:color w:val="10333B"/>
-                <w:sz w:val="16"/>
-                <w:szCs w:val="16"/>
-              </w:rPr>
-              <w:t xml:space="preserve">Consolidar el producto</w:t>
+            <w:r>
+              <w:t>Consolidar el sistema web integral</w:t>
             </w:r>
           </w:p>
         </w:tc>
@@ -9630,22 +9434,8 @@
             <w:vAlign w:val="center"/>
           </w:tcPr>
           <w:p>
-            <w:pPr>
-              <w:spacing w:after="0" w:before="0"/>
-              <w:jc w:val="left"/>
-            </w:pPr>
-            <w:r>
-              <w:rPr>
-                <w:rFonts w:ascii="Arial" w:cs="Arial" w:eastAsia="Arial" w:hAnsi="Arial"/>
-                <w:b w:val="false"/>
-                <w:bCs w:val="false"/>
-                <w:i/>
-                <w:iCs/>
-                <w:color w:val="10333B"/>
-                <w:sz w:val="16"/>
-                <w:szCs w:val="16"/>
-              </w:rPr>
-              <w:t xml:space="preserve">Producto Funcional 100%</w:t>
+            <w:r>
+              <w:t>Sistema Web Integral 100%</w:t>
             </w:r>
           </w:p>
         </w:tc>
@@ -12878,22 +12668,8 @@
             <w:vAlign w:val="center"/>
           </w:tcPr>
           <w:p>
-            <w:pPr>
-              <w:spacing w:after="0" w:before="0"/>
-              <w:jc w:val="left"/>
-            </w:pPr>
-            <w:r>
-              <w:rPr>
-                <w:rFonts w:ascii="Arial" w:cs="Arial" w:eastAsia="Arial" w:hAnsi="Arial"/>
-                <w:b w:val="false"/>
-                <w:bCs w:val="false"/>
-                <w:i/>
-                <w:iCs/>
-                <w:color w:val="10333B"/>
-                <w:sz w:val="16"/>
-                <w:szCs w:val="16"/>
-              </w:rPr>
-              <w:t xml:space="preserve">Acta de Entrega H5 (Sem 11)</w:t>
+            <w:r>
+              <w:t>Acta de Entrega H5 Semana 11</w:t>
             </w:r>
           </w:p>
         </w:tc>
@@ -14154,22 +13930,8 @@
             <w:vAlign w:val="center"/>
           </w:tcPr>
           <w:p>
-            <w:pPr>
-              <w:spacing w:after="0" w:before="0"/>
-              <w:jc w:val="left"/>
-            </w:pPr>
-            <w:r>
-              <w:rPr>
-                <w:rFonts w:ascii="Arial" w:cs="Arial" w:eastAsia="Arial" w:hAnsi="Arial"/>
-                <w:b w:val="false"/>
-                <w:bCs w:val="false"/>
-                <w:i/>
-                <w:iCs/>
-                <w:color w:val="10333B"/>
-                <w:sz w:val="16"/>
-                <w:szCs w:val="16"/>
-              </w:rPr>
-              <w:t xml:space="preserve">Portafolio de Primera Entrega (Sem 7)</w:t>
+            <w:r>
+              <w:t>Portafolio de Primera Entrega Semana 7</w:t>
             </w:r>
           </w:p>
         </w:tc>
@@ -15430,22 +15192,8 @@
             <w:vAlign w:val="center"/>
           </w:tcPr>
           <w:p>
-            <w:pPr>
-              <w:spacing w:after="0" w:before="0"/>
-              <w:jc w:val="left"/>
-            </w:pPr>
-            <w:r>
-              <w:rPr>
-                <w:rFonts w:ascii="Arial" w:cs="Arial" w:eastAsia="Arial" w:hAnsi="Arial"/>
-                <w:b w:val="false"/>
-                <w:bCs w:val="false"/>
-                <w:i/>
-                <w:iCs/>
-                <w:color w:val="10333B"/>
-                <w:sz w:val="16"/>
-                <w:szCs w:val="16"/>
-              </w:rPr>
-              <w:t xml:space="preserve">Informe de Práctica de Campo (Sem 13)</w:t>
+            <w:r>
+              <w:t>Informe de Práctica de Campo Semana 13</w:t>
             </w:r>
           </w:p>
         </w:tc>
@@ -15778,22 +15526,8 @@
             <w:vAlign w:val="center"/>
           </w:tcPr>
           <w:p>
-            <w:pPr>
-              <w:spacing w:after="0" w:before="0"/>
-              <w:jc w:val="left"/>
-            </w:pPr>
-            <w:r>
-              <w:rPr>
-                <w:rFonts w:ascii="Arial" w:cs="Arial" w:eastAsia="Arial" w:hAnsi="Arial"/>
-                <w:b w:val="false"/>
-                <w:bCs w:val="false"/>
-                <w:i/>
-                <w:iCs/>
-                <w:color w:val="10333B"/>
-                <w:sz w:val="16"/>
-                <w:szCs w:val="16"/>
-              </w:rPr>
-              <w:t xml:space="preserve">Informe de Responsabilidad Social (Sem 12)</w:t>
+            <w:r>
+              <w:t>Informe de Responsabilidad Social Semana 12</w:t>
             </w:r>
           </w:p>
         </w:tc>
@@ -16474,22 +16208,8 @@
             <w:vAlign w:val="center"/>
           </w:tcPr>
           <w:p>
-            <w:pPr>
-              <w:spacing w:after="0" w:before="0"/>
-              <w:jc w:val="left"/>
-            </w:pPr>
-            <w:r>
-              <w:rPr>
-                <w:rFonts w:ascii="Arial" w:cs="Arial" w:eastAsia="Arial" w:hAnsi="Arial"/>
-                <w:b w:val="false"/>
-                <w:bCs w:val="false"/>
-                <w:i/>
-                <w:iCs/>
-                <w:color w:val="10333B"/>
-                <w:sz w:val="16"/>
-                <w:szCs w:val="16"/>
-              </w:rPr>
-              <w:t xml:space="preserve">Dataset Postest (n=125)</w:t>
+            <w:r>
+              <w:t>Dataset Postest Muestra 125</w:t>
             </w:r>
           </w:p>
         </w:tc>
@@ -16822,22 +16542,8 @@
             <w:vAlign w:val="center"/>
           </w:tcPr>
           <w:p>
-            <w:pPr>
-              <w:spacing w:after="0" w:before="0"/>
-              <w:jc w:val="left"/>
-            </w:pPr>
-            <w:r>
-              <w:rPr>
-                <w:rFonts w:ascii="Arial" w:cs="Arial" w:eastAsia="Arial" w:hAnsi="Arial"/>
-                <w:b w:val="false"/>
-                <w:bCs w:val="false"/>
-                <w:i/>
-                <w:iCs/>
-                <w:color w:val="10333B"/>
-                <w:sz w:val="16"/>
-                <w:szCs w:val="16"/>
-              </w:rPr>
-              <w:t xml:space="preserve">Informe de Resultados de la Empresa (Sem 14)</w:t>
+            <w:r>
+              <w:t>Informe de Resultados Empresariales Semana 14</w:t>
             </w:r>
           </w:p>
         </w:tc>
@@ -17286,22 +16992,8 @@
             <w:vAlign w:val="center"/>
           </w:tcPr>
           <w:p>
-            <w:pPr>
-              <w:spacing w:after="0" w:before="0"/>
-              <w:jc w:val="left"/>
-            </w:pPr>
-            <w:r>
-              <w:rPr>
-                <w:rFonts w:ascii="Arial" w:cs="Arial" w:eastAsia="Arial" w:hAnsi="Arial"/>
-                <w:b w:val="false"/>
-                <w:bCs w:val="false"/>
-                <w:i/>
-                <w:iCs/>
-                <w:color w:val="10333B"/>
-                <w:sz w:val="16"/>
-                <w:szCs w:val="16"/>
-              </w:rPr>
-              <w:t xml:space="preserve">Informe Estadístico (Wilcoxon / t-Student)</w:t>
+            <w:r>
+              <w:t>Informe de Contraste Estadstico</w:t>
             </w:r>
           </w:p>
         </w:tc>
@@ -18678,22 +18370,8 @@
             <w:vAlign w:val="center"/>
           </w:tcPr>
           <w:p>
-            <w:pPr>
-              <w:spacing w:after="0" w:before="0"/>
-              <w:jc w:val="left"/>
-            </w:pPr>
-            <w:r>
-              <w:rPr>
-                <w:rFonts w:ascii="Arial" w:cs="Arial" w:eastAsia="Arial" w:hAnsi="Arial"/>
-                <w:b w:val="false"/>
-                <w:bCs w:val="false"/>
-                <w:i/>
-                <w:iCs/>
-                <w:color w:val="10333B"/>
-                <w:sz w:val="16"/>
-                <w:szCs w:val="16"/>
-              </w:rPr>
-              <w:t xml:space="preserve">Acta de Cierre H7 (Sem 16)</w:t>
+            <w:r>
+              <w:t>Acta de Cierre H7 Semana 16</w:t>
             </w:r>
           </w:p>
         </w:tc>

--- a/docs/entregables/SEM02/edt.docx
+++ b/docs/entregables/SEM02/edt.docx
@@ -9435,7 +9435,7 @@
           </w:tcPr>
           <w:p>
             <w:r>
-              <w:t>Sistema Web Integral 100%</w:t>
+              <w:t>Sistema Web Integral Consolidado</w:t>
             </w:r>
           </w:p>
         </w:tc>
